--- a/code-space/code.docx
+++ b/code-space/code.docx
@@ -34,6 +34,9 @@
       </w:r>
     </w:p>
     <w:p>
+      <w:pPr>
+        <w:shd w:val="clear" w:color="auto" w:fill="D9D9D9" w:themeFill="background1" w:themeFillShade="D9"/>
+      </w:pPr>
       <w:r>
         <w:t xml:space="preserve">    if (a &gt; </w:t>
       </w:r>
@@ -44,6 +47,9 @@
       <w:proofErr w:type="gramEnd"/>
     </w:p>
     <w:p>
+      <w:pPr>
+        <w:shd w:val="clear" w:color="auto" w:fill="D9D9D9" w:themeFill="background1" w:themeFillShade="D9"/>
+      </w:pPr>
       <w:r>
         <w:t xml:space="preserve">      </w:t>
       </w:r>
@@ -62,6 +68,9 @@
       </w:r>
     </w:p>
     <w:p>
+      <w:pPr>
+        <w:shd w:val="clear" w:color="auto" w:fill="D9D9D9" w:themeFill="background1" w:themeFillShade="D9"/>
+      </w:pPr>
       <w:r>
         <w:t xml:space="preserve">    }</w:t>
       </w:r>
@@ -1542,6 +1551,7 @@
   <w:style w:type="character" w:default="1" w:styleId="DefaultParagraphFont">
     <w:name w:val="Default Paragraph Font"/>
     <w:uiPriority w:val="1"/>
+    <w:semiHidden/>
     <w:unhideWhenUsed/>
   </w:style>
   <w:style w:type="table" w:default="1" w:styleId="TableNormal">
